--- a/documentos/capitulo 02.docx
+++ b/documentos/capitulo 02.docx
@@ -796,8 +796,225 @@
           <w:bCs/>
         </w:rPr>
       </w:pPr>
-    </w:p>
-    <w:p/>
+      <w:r>
+        <w:rPr>
+          <w:b/>
+          <w:bCs/>
+        </w:rPr>
+        <w:t>Ignorar, eliminar o renombrar archivos</w:t>
+      </w:r>
+    </w:p>
+    <w:p>
+      <w:pPr>
+        <w:ind w:left="0" w:firstLine="0"/>
+      </w:pPr>
+      <w:r>
+        <w:t xml:space="preserve">Permite utilizar un </w:t>
+      </w:r>
+      <w:proofErr w:type="gramStart"/>
+      <w:r>
+        <w:t>archivo .</w:t>
+      </w:r>
+      <w:proofErr w:type="spellStart"/>
+      <w:r>
+        <w:t>gitignore</w:t>
+      </w:r>
+      <w:proofErr w:type="spellEnd"/>
+      <w:proofErr w:type="gramEnd"/>
+      <w:r>
+        <w:t xml:space="preserve"> para especificar archivos y patrones que no deben incluirse en el seguimiento. Se puede eliminar archivos con </w:t>
+      </w:r>
+      <w:proofErr w:type="spellStart"/>
+      <w:r>
+        <w:t>git</w:t>
+      </w:r>
+      <w:proofErr w:type="spellEnd"/>
+      <w:r>
+        <w:t xml:space="preserve"> </w:t>
+      </w:r>
+      <w:proofErr w:type="spellStart"/>
+      <w:r>
+        <w:t>rm</w:t>
+      </w:r>
+      <w:proofErr w:type="spellEnd"/>
+      <w:r>
+        <w:t xml:space="preserve"> y cambiarles el nombre con </w:t>
+      </w:r>
+      <w:proofErr w:type="spellStart"/>
+      <w:r>
+        <w:t>git</w:t>
+      </w:r>
+      <w:proofErr w:type="spellEnd"/>
+      <w:r>
+        <w:t xml:space="preserve"> </w:t>
+      </w:r>
+      <w:proofErr w:type="spellStart"/>
+      <w:r>
+        <w:t>mv</w:t>
+      </w:r>
+      <w:proofErr w:type="spellEnd"/>
+      <w:r>
+        <w:t>.</w:t>
+      </w:r>
+    </w:p>
+    <w:p>
+      <w:pPr>
+        <w:ind w:left="0" w:firstLine="0"/>
+        <w:rPr>
+          <w:b/>
+          <w:bCs/>
+        </w:rPr>
+      </w:pPr>
+      <w:r>
+        <w:rPr>
+          <w:b/>
+          <w:bCs/>
+        </w:rPr>
+        <w:t>Consultar el historial</w:t>
+      </w:r>
+    </w:p>
+    <w:p>
+      <w:pPr>
+        <w:ind w:left="0" w:firstLine="0"/>
+      </w:pPr>
+      <w:r>
+        <w:t xml:space="preserve">El comando </w:t>
+      </w:r>
+      <w:proofErr w:type="spellStart"/>
+      <w:r>
+        <w:t>git</w:t>
+      </w:r>
+      <w:proofErr w:type="spellEnd"/>
+      <w:r>
+        <w:t xml:space="preserve"> log permite consultar las confirmaciones anteriores. Asimismo, es posible revisar las diferencias introducidas en cada una y limitar los resultados por fecha, autor o cantidad de confirmaciones. </w:t>
+      </w:r>
+    </w:p>
+    <w:p>
+      <w:pPr>
+        <w:ind w:left="0" w:firstLine="0"/>
+        <w:rPr>
+          <w:b/>
+          <w:bCs/>
+        </w:rPr>
+      </w:pPr>
+      <w:r>
+        <w:rPr>
+          <w:b/>
+          <w:bCs/>
+        </w:rPr>
+        <w:t>Trabajar con repositorios remotos</w:t>
+      </w:r>
+    </w:p>
+    <w:p>
+      <w:pPr>
+        <w:ind w:left="0" w:firstLine="0"/>
+      </w:pPr>
+      <w:r>
+        <w:lastRenderedPageBreak/>
+        <w:t xml:space="preserve">Permite compartir información entre equipos, en el capítulo explica como añadir repositorios remotos, descargar información mediante </w:t>
+      </w:r>
+      <w:proofErr w:type="spellStart"/>
+      <w:r>
+        <w:t>git</w:t>
+      </w:r>
+      <w:proofErr w:type="spellEnd"/>
+      <w:r>
+        <w:t xml:space="preserve"> </w:t>
+      </w:r>
+      <w:proofErr w:type="spellStart"/>
+      <w:r>
+        <w:t>fetch</w:t>
+      </w:r>
+      <w:proofErr w:type="spellEnd"/>
+      <w:r>
+        <w:t xml:space="preserve">, integrar cambios con </w:t>
+      </w:r>
+      <w:proofErr w:type="spellStart"/>
+      <w:r>
+        <w:t>git</w:t>
+      </w:r>
+      <w:proofErr w:type="spellEnd"/>
+      <w:r>
+        <w:t xml:space="preserve"> </w:t>
+      </w:r>
+      <w:proofErr w:type="spellStart"/>
+      <w:r>
+        <w:t>pull</w:t>
+      </w:r>
+      <w:proofErr w:type="spellEnd"/>
+      <w:r>
+        <w:t xml:space="preserve"> y enviar confirmaciones con </w:t>
+      </w:r>
+      <w:proofErr w:type="spellStart"/>
+      <w:r>
+        <w:t>git</w:t>
+      </w:r>
+      <w:proofErr w:type="spellEnd"/>
+      <w:r>
+        <w:t xml:space="preserve"> </w:t>
+      </w:r>
+      <w:proofErr w:type="spellStart"/>
+      <w:r>
+        <w:t>push</w:t>
+      </w:r>
+      <w:proofErr w:type="spellEnd"/>
+      <w:r>
+        <w:t>.</w:t>
+      </w:r>
+    </w:p>
+    <w:p>
+      <w:pPr>
+        <w:ind w:left="0" w:firstLine="0"/>
+        <w:rPr>
+          <w:b/>
+          <w:bCs/>
+        </w:rPr>
+      </w:pPr>
+    </w:p>
+    <w:p>
+      <w:pPr>
+        <w:ind w:left="0" w:firstLine="0"/>
+        <w:rPr>
+          <w:b/>
+          <w:bCs/>
+        </w:rPr>
+      </w:pPr>
+      <w:r>
+        <w:rPr>
+          <w:b/>
+          <w:bCs/>
+        </w:rPr>
+        <w:t>Aplicación en ciencia de datos</w:t>
+      </w:r>
+    </w:p>
+    <w:p>
+      <w:pPr>
+        <w:ind w:left="0" w:firstLine="0"/>
+      </w:pPr>
+      <w:r>
+        <w:t xml:space="preserve">Es útil para guardar versiones de documentos, scripts y revisar las modificaciones realizadas, a su vez se puede compartir avances con otros integrantes de un proyecto. </w:t>
+      </w:r>
+    </w:p>
+    <w:p>
+      <w:pPr>
+        <w:rPr>
+          <w:b/>
+          <w:bCs/>
+        </w:rPr>
+      </w:pPr>
+      <w:r>
+        <w:rPr>
+          <w:b/>
+          <w:bCs/>
+        </w:rPr>
+        <w:t>Conclusión</w:t>
+      </w:r>
+    </w:p>
+    <w:p>
+      <w:r>
+        <w:t xml:space="preserve">Los fundamentos de Git permiten crear repositorios, gestionar archivos, registrar los cambios, consultar el historial, incluso colaborar mediante repositorios remotos. Comprender el ciclo de preparación y confirmación es clave para trabajar de forma organizada. </w:t>
+      </w:r>
+    </w:p>
     <w:p/>
     <w:p>
       <w:pPr>
